--- a/documentation/wymagania_funkcjonalne.docx
+++ b/documentation/wymagania_funkcjonalne.docx
@@ -45,7 +45,7 @@
     </w:p>
     <w:p>
       <w:pPr>
-        <w:pStyle w:val="Akapitzlist"/>
+        <w:pStyle w:val="ListParagraph"/>
         <w:numPr>
           <w:ilvl w:val="0"/>
           <w:numId w:val="1"/>
@@ -65,7 +65,7 @@
     </w:p>
     <w:p>
       <w:pPr>
-        <w:pStyle w:val="Akapitzlist"/>
+        <w:pStyle w:val="ListParagraph"/>
         <w:numPr>
           <w:ilvl w:val="0"/>
           <w:numId w:val="2"/>
@@ -85,7 +85,7 @@
     </w:p>
     <w:p>
       <w:pPr>
-        <w:pStyle w:val="Akapitzlist"/>
+        <w:pStyle w:val="ListParagraph"/>
         <w:numPr>
           <w:ilvl w:val="0"/>
           <w:numId w:val="3"/>
@@ -102,12 +102,18 @@
         <w:t xml:space="preserve"> ról</w:t>
       </w:r>
       <w:r>
-        <w:t xml:space="preserve"> dla użytkowników np. (sprzedawca, menadżer),</w:t>
-      </w:r>
-    </w:p>
-    <w:p>
-      <w:pPr>
-        <w:pStyle w:val="Akapitzlist"/>
+        <w:t xml:space="preserve"> dla użytkowników np. (sprzedawca, menadżer</w:t>
+      </w:r>
+      <w:r>
+        <w:t>, administrator</w:t>
+      </w:r>
+      <w:r>
+        <w:t>),</w:t>
+      </w:r>
+    </w:p>
+    <w:p>
+      <w:pPr>
+        <w:pStyle w:val="ListParagraph"/>
         <w:numPr>
           <w:ilvl w:val="0"/>
           <w:numId w:val="3"/>
@@ -123,7 +129,7 @@
     </w:p>
     <w:p>
       <w:pPr>
-        <w:pStyle w:val="Akapitzlist"/>
+        <w:pStyle w:val="ListParagraph"/>
         <w:numPr>
           <w:ilvl w:val="0"/>
           <w:numId w:val="3"/>
@@ -134,21 +140,12 @@
         </w:rPr>
       </w:pPr>
       <w:r>
-        <w:t xml:space="preserve">Usuwanie </w:t>
-      </w:r>
-      <w:r>
-        <w:t xml:space="preserve">pustych </w:t>
-      </w:r>
-      <w:r>
-        <w:t>ról</w:t>
-      </w:r>
-      <w:r>
-        <w:t>,</w:t>
-      </w:r>
-    </w:p>
-    <w:p>
-      <w:pPr>
-        <w:pStyle w:val="Akapitzlist"/>
+        <w:t>Nadawanie uprawnień dla ról,</w:t>
+      </w:r>
+    </w:p>
+    <w:p>
+      <w:pPr>
+        <w:pStyle w:val="ListParagraph"/>
         <w:numPr>
           <w:ilvl w:val="0"/>
           <w:numId w:val="3"/>
@@ -159,12 +156,12 @@
         </w:rPr>
       </w:pPr>
       <w:r>
-        <w:t>Nadawanie uprawnień dla ról,</w:t>
-      </w:r>
-    </w:p>
-    <w:p>
-      <w:pPr>
-        <w:pStyle w:val="Akapitzlist"/>
+        <w:t>Modyfikacja uprawnień dla ról,</w:t>
+      </w:r>
+    </w:p>
+    <w:p>
+      <w:pPr>
+        <w:pStyle w:val="ListParagraph"/>
         <w:numPr>
           <w:ilvl w:val="0"/>
           <w:numId w:val="3"/>
@@ -175,15 +172,15 @@
         </w:rPr>
       </w:pPr>
       <w:r>
-        <w:t>Modyfikacja uprawnień dla ról,</w:t>
-      </w:r>
-    </w:p>
-    <w:p>
-      <w:pPr>
-        <w:pStyle w:val="Akapitzlist"/>
-        <w:numPr>
-          <w:ilvl w:val="0"/>
-          <w:numId w:val="3"/>
+        <w:t>Historia zmian ról i uprawnień,</w:t>
+      </w:r>
+    </w:p>
+    <w:p>
+      <w:pPr>
+        <w:pStyle w:val="ListParagraph"/>
+        <w:numPr>
+          <w:ilvl w:val="0"/>
+          <w:numId w:val="2"/>
         </w:numPr>
         <w:rPr>
           <w:b/>
@@ -191,104 +188,92 @@
         </w:rPr>
       </w:pPr>
       <w:r>
-        <w:t>Historia zmian ról i uprawnień,</w:t>
-      </w:r>
-    </w:p>
-    <w:p>
-      <w:pPr>
-        <w:pStyle w:val="Akapitzlist"/>
-        <w:numPr>
-          <w:ilvl w:val="0"/>
-          <w:numId w:val="2"/>
-        </w:numPr>
         <w:rPr>
           <w:b/>
           <w:bCs/>
         </w:rPr>
+        <w:t>Użytkownicy</w:t>
+      </w:r>
+    </w:p>
+    <w:p>
+      <w:pPr>
+        <w:pStyle w:val="ListParagraph"/>
+        <w:numPr>
+          <w:ilvl w:val="0"/>
+          <w:numId w:val="4"/>
+        </w:numPr>
+      </w:pPr>
+      <w:r>
+        <w:t xml:space="preserve">Tworzenie </w:t>
+      </w:r>
+      <w:r>
+        <w:t>użytkownika (imię, nazwisko, e-mail, hasło, unikalny numer pracownika, rola)</w:t>
+      </w:r>
+    </w:p>
+    <w:p>
+      <w:pPr>
+        <w:pStyle w:val="ListParagraph"/>
+        <w:numPr>
+          <w:ilvl w:val="0"/>
+          <w:numId w:val="4"/>
+        </w:numPr>
+      </w:pPr>
+      <w:r>
+        <w:t>Walidacja wprowadzanych danych</w:t>
+      </w:r>
+    </w:p>
+    <w:p>
+      <w:pPr>
+        <w:pStyle w:val="ListParagraph"/>
+        <w:numPr>
+          <w:ilvl w:val="0"/>
+          <w:numId w:val="4"/>
+        </w:numPr>
+      </w:pPr>
+      <w:r>
+        <w:t>Edycja danych użytkownika (imię, nazwisko, e-mail, rola)</w:t>
+      </w:r>
+    </w:p>
+    <w:p>
+      <w:pPr>
+        <w:pStyle w:val="ListParagraph"/>
+        <w:numPr>
+          <w:ilvl w:val="0"/>
+          <w:numId w:val="4"/>
+        </w:numPr>
+      </w:pPr>
+      <w:r>
+        <w:t>Możliwość zablokowania i odblokowania konta użytkownika,</w:t>
+      </w:r>
+    </w:p>
+    <w:p>
+      <w:pPr>
+        <w:pStyle w:val="ListParagraph"/>
+        <w:ind w:left="1800"/>
+      </w:pPr>
+    </w:p>
+    <w:p>
+      <w:pPr>
+        <w:pStyle w:val="ListParagraph"/>
+        <w:numPr>
+          <w:ilvl w:val="0"/>
+          <w:numId w:val="1"/>
+        </w:numPr>
       </w:pPr>
       <w:r>
         <w:rPr>
           <w:b/>
           <w:bCs/>
         </w:rPr>
-        <w:t>Użytkownicy</w:t>
-      </w:r>
-    </w:p>
-    <w:p>
-      <w:pPr>
-        <w:pStyle w:val="Akapitzlist"/>
-        <w:numPr>
-          <w:ilvl w:val="0"/>
-          <w:numId w:val="4"/>
-        </w:numPr>
-      </w:pPr>
-      <w:r>
-        <w:t xml:space="preserve">Tworzenie </w:t>
-      </w:r>
-      <w:r>
-        <w:t>użytkownika (imię, nazwisko, e-mail, hasło, unikalny numer pracownika, rola)</w:t>
-      </w:r>
-    </w:p>
-    <w:p>
-      <w:pPr>
-        <w:pStyle w:val="Akapitzlist"/>
-        <w:numPr>
-          <w:ilvl w:val="0"/>
-          <w:numId w:val="4"/>
-        </w:numPr>
-      </w:pPr>
-      <w:r>
-        <w:t>Walidacja wprowadzanych danych</w:t>
-      </w:r>
-    </w:p>
-    <w:p>
-      <w:pPr>
-        <w:pStyle w:val="Akapitzlist"/>
-        <w:numPr>
-          <w:ilvl w:val="0"/>
-          <w:numId w:val="4"/>
-        </w:numPr>
-      </w:pPr>
-      <w:r>
-        <w:t>Edycja danych użytkownika (imię, nazwisko, e-mail, rola)</w:t>
-      </w:r>
-    </w:p>
-    <w:p>
-      <w:pPr>
-        <w:pStyle w:val="Akapitzlist"/>
-        <w:numPr>
-          <w:ilvl w:val="0"/>
-          <w:numId w:val="4"/>
-        </w:numPr>
-      </w:pPr>
-      <w:r>
-        <w:t>Historia zmian danych użytkownika</w:t>
-      </w:r>
-    </w:p>
-    <w:p>
-      <w:pPr>
-        <w:pStyle w:val="Akapitzlist"/>
-        <w:numPr>
-          <w:ilvl w:val="0"/>
-          <w:numId w:val="4"/>
-        </w:numPr>
-      </w:pPr>
-      <w:r>
-        <w:t>Możliwość zablokowania i odblokowania konta użytkownika,</w:t>
-      </w:r>
-    </w:p>
-    <w:p>
-      <w:pPr>
-        <w:pStyle w:val="Akapitzlist"/>
-        <w:ind w:left="1800"/>
-      </w:pPr>
-    </w:p>
-    <w:p>
-      <w:pPr>
-        <w:pStyle w:val="Akapitzlist"/>
-        <w:numPr>
-          <w:ilvl w:val="0"/>
-          <w:numId w:val="1"/>
+        <w:t>Panel logowania użytkownika.</w:t>
+      </w:r>
+    </w:p>
+    <w:p>
+      <w:pPr>
+        <w:pStyle w:val="ListParagraph"/>
+        <w:numPr>
+          <w:ilvl w:val="0"/>
+          <w:numId w:val="5"/>
         </w:numPr>
       </w:pPr>
       <w:r>
@@ -296,142 +281,136 @@
           <w:b/>
           <w:bCs/>
         </w:rPr>
-        <w:t>Panel logowania użytkownika.</w:t>
-      </w:r>
-    </w:p>
-    <w:p>
-      <w:pPr>
-        <w:pStyle w:val="Akapitzlist"/>
-        <w:numPr>
-          <w:ilvl w:val="0"/>
-          <w:numId w:val="5"/>
-        </w:numPr>
-      </w:pPr>
-      <w:r>
+        <w:t>Logowanie</w:t>
+      </w:r>
+    </w:p>
+    <w:p>
+      <w:pPr>
+        <w:pStyle w:val="ListParagraph"/>
+        <w:numPr>
+          <w:ilvl w:val="0"/>
+          <w:numId w:val="6"/>
+        </w:numPr>
+      </w:pPr>
+      <w:r>
+        <w:t>Wprowadzenie nr użytkownika i hasła w celu logowania,</w:t>
+      </w:r>
+    </w:p>
+    <w:p>
+      <w:pPr>
+        <w:pStyle w:val="ListParagraph"/>
+        <w:numPr>
+          <w:ilvl w:val="0"/>
+          <w:numId w:val="6"/>
+        </w:numPr>
+      </w:pPr>
+      <w:r>
+        <w:t>Wymuszenie zmiany pierwszego hasła</w:t>
+      </w:r>
+      <w:r>
+        <w:t xml:space="preserve"> </w:t>
+      </w:r>
+      <w:r>
+        <w:t>na hasło ustawione przez użytkownika,</w:t>
+      </w:r>
+    </w:p>
+    <w:p>
+      <w:pPr>
+        <w:pStyle w:val="ListParagraph"/>
+        <w:numPr>
+          <w:ilvl w:val="0"/>
+          <w:numId w:val="6"/>
+        </w:numPr>
+      </w:pPr>
+      <w:r>
+        <w:t>Wymuszanie zmiany hasła co 90 dni,</w:t>
+      </w:r>
+    </w:p>
+    <w:p>
+      <w:pPr>
+        <w:pStyle w:val="ListParagraph"/>
+        <w:numPr>
+          <w:ilvl w:val="0"/>
+          <w:numId w:val="6"/>
+        </w:numPr>
+      </w:pPr>
+      <w:r>
+        <w:t>Możliwość zmiany hasła</w:t>
+      </w:r>
+      <w:r>
+        <w:t xml:space="preserve"> przez użytkownika</w:t>
+      </w:r>
+      <w:r>
+        <w:t>,</w:t>
+      </w:r>
+    </w:p>
+    <w:p>
+      <w:pPr>
+        <w:pStyle w:val="ListParagraph"/>
+        <w:numPr>
+          <w:ilvl w:val="0"/>
+          <w:numId w:val="6"/>
+        </w:numPr>
+      </w:pPr>
+      <w:r>
+        <w:t>Reset hasła przez link wysłany na e-mail,</w:t>
+      </w:r>
+    </w:p>
+    <w:p>
+      <w:pPr>
+        <w:pStyle w:val="ListParagraph"/>
+        <w:numPr>
+          <w:ilvl w:val="0"/>
+          <w:numId w:val="6"/>
+        </w:numPr>
+      </w:pPr>
+      <w:r>
+        <w:t>Automatyczna blokada konta po 5 nieudanych próbach logowania,</w:t>
+      </w:r>
+    </w:p>
+    <w:p>
+      <w:pPr>
+        <w:pStyle w:val="ListParagraph"/>
+        <w:numPr>
+          <w:ilvl w:val="0"/>
+          <w:numId w:val="6"/>
+        </w:numPr>
+      </w:pPr>
+      <w:r>
+        <w:t>Historia logowań i zmiany statusu użytkownika</w:t>
+      </w:r>
+    </w:p>
+    <w:p>
+      <w:pPr>
+        <w:pStyle w:val="ListParagraph"/>
+        <w:ind w:left="1865"/>
+      </w:pPr>
+    </w:p>
+    <w:p>
+      <w:pPr>
+        <w:pStyle w:val="ListParagraph"/>
+        <w:ind w:left="1865"/>
+      </w:pPr>
+    </w:p>
+    <w:p>
+      <w:pPr>
+        <w:pStyle w:val="ListParagraph"/>
+        <w:ind w:left="1865"/>
+      </w:pPr>
+    </w:p>
+    <w:p>
+      <w:pPr>
+        <w:pStyle w:val="ListParagraph"/>
+        <w:ind w:left="785"/>
         <w:rPr>
           <w:b/>
           <w:bCs/>
         </w:rPr>
-        <w:t>Logowanie</w:t>
-      </w:r>
-    </w:p>
-    <w:p>
-      <w:pPr>
-        <w:pStyle w:val="Akapitzlist"/>
-        <w:numPr>
-          <w:ilvl w:val="0"/>
-          <w:numId w:val="6"/>
-        </w:numPr>
-      </w:pPr>
-      <w:r>
-        <w:t>Wprowadzenie nr użytkownika i hasła w celu logowania,</w:t>
-      </w:r>
-    </w:p>
-    <w:p>
-      <w:pPr>
-        <w:pStyle w:val="Akapitzlist"/>
-        <w:numPr>
-          <w:ilvl w:val="0"/>
-          <w:numId w:val="6"/>
-        </w:numPr>
-      </w:pPr>
-      <w:r>
-        <w:t>Wymuszenie zmiany pierwszego hasła</w:t>
-      </w:r>
-      <w:r>
-        <w:t xml:space="preserve"> </w:t>
-      </w:r>
-      <w:r>
-        <w:t>na hasło ustawione przez użytkownika,</w:t>
-      </w:r>
-    </w:p>
-    <w:p>
-      <w:pPr>
-        <w:pStyle w:val="Akapitzlist"/>
-        <w:numPr>
-          <w:ilvl w:val="0"/>
-          <w:numId w:val="6"/>
-        </w:numPr>
-      </w:pPr>
-      <w:r>
-        <w:t>Wymuszanie zmiany hasła co 90 dni,</w:t>
-      </w:r>
-    </w:p>
-    <w:p>
-      <w:pPr>
-        <w:pStyle w:val="Akapitzlist"/>
-        <w:numPr>
-          <w:ilvl w:val="0"/>
-          <w:numId w:val="6"/>
-        </w:numPr>
-      </w:pPr>
-      <w:r>
-        <w:t>Możliwość zmiany hasła</w:t>
-      </w:r>
-      <w:r>
-        <w:t xml:space="preserve"> przez użytkownika</w:t>
-      </w:r>
-      <w:r>
-        <w:t>,</w:t>
-      </w:r>
-    </w:p>
-    <w:p>
-      <w:pPr>
-        <w:pStyle w:val="Akapitzlist"/>
-        <w:numPr>
-          <w:ilvl w:val="0"/>
-          <w:numId w:val="6"/>
-        </w:numPr>
-      </w:pPr>
-      <w:r>
-        <w:t>Reset hasła przez link wysłany na e-mail,</w:t>
-      </w:r>
-    </w:p>
-    <w:p>
-      <w:pPr>
-        <w:pStyle w:val="Akapitzlist"/>
-        <w:numPr>
-          <w:ilvl w:val="0"/>
-          <w:numId w:val="6"/>
-        </w:numPr>
-      </w:pPr>
-      <w:r>
-        <w:t>Automatyczna blokada konta po 5 nieudanych próbach logowania,</w:t>
-      </w:r>
-    </w:p>
-    <w:p>
-      <w:pPr>
-        <w:pStyle w:val="Akapitzlist"/>
-        <w:numPr>
-          <w:ilvl w:val="0"/>
-          <w:numId w:val="6"/>
-        </w:numPr>
-      </w:pPr>
-      <w:r>
-        <w:t>Historia logowań i zmiany statusu użytkownika</w:t>
-      </w:r>
-    </w:p>
-    <w:p>
-      <w:pPr>
-        <w:pStyle w:val="Akapitzlist"/>
-        <w:ind w:left="1865"/>
-      </w:pPr>
-    </w:p>
-    <w:p>
-      <w:pPr>
-        <w:pStyle w:val="Akapitzlist"/>
-        <w:ind w:left="1865"/>
-      </w:pPr>
-    </w:p>
-    <w:p>
-      <w:pPr>
-        <w:pStyle w:val="Akapitzlist"/>
-        <w:ind w:left="1865"/>
-      </w:pPr>
-    </w:p>
-    <w:p>
-      <w:pPr>
-        <w:pStyle w:val="Akapitzlist"/>
+      </w:pPr>
+    </w:p>
+    <w:p>
+      <w:pPr>
+        <w:pStyle w:val="ListParagraph"/>
         <w:numPr>
           <w:ilvl w:val="0"/>
           <w:numId w:val="1"/>
@@ -452,7 +431,7 @@
     </w:p>
     <w:p>
       <w:pPr>
-        <w:pStyle w:val="Akapitzlist"/>
+        <w:pStyle w:val="ListParagraph"/>
         <w:numPr>
           <w:ilvl w:val="0"/>
           <w:numId w:val="11"/>
@@ -472,7 +451,7 @@
     </w:p>
     <w:p>
       <w:pPr>
-        <w:pStyle w:val="Akapitzlist"/>
+        <w:pStyle w:val="ListParagraph"/>
         <w:numPr>
           <w:ilvl w:val="0"/>
           <w:numId w:val="13"/>
@@ -496,7 +475,7 @@
     </w:p>
     <w:p>
       <w:pPr>
-        <w:pStyle w:val="Akapitzlist"/>
+        <w:pStyle w:val="ListParagraph"/>
         <w:numPr>
           <w:ilvl w:val="0"/>
           <w:numId w:val="13"/>
@@ -517,7 +496,7 @@
     </w:p>
     <w:p>
       <w:pPr>
-        <w:pStyle w:val="Akapitzlist"/>
+        <w:pStyle w:val="ListParagraph"/>
         <w:numPr>
           <w:ilvl w:val="0"/>
           <w:numId w:val="13"/>
@@ -538,7 +517,7 @@
     </w:p>
     <w:p>
       <w:pPr>
-        <w:pStyle w:val="Akapitzlist"/>
+        <w:pStyle w:val="ListParagraph"/>
         <w:numPr>
           <w:ilvl w:val="0"/>
           <w:numId w:val="13"/>
@@ -553,7 +532,7 @@
     </w:p>
     <w:p>
       <w:pPr>
-        <w:pStyle w:val="Akapitzlist"/>
+        <w:pStyle w:val="ListParagraph"/>
         <w:numPr>
           <w:ilvl w:val="0"/>
           <w:numId w:val="11"/>
@@ -573,7 +552,7 @@
     </w:p>
     <w:p>
       <w:pPr>
-        <w:pStyle w:val="Akapitzlist"/>
+        <w:pStyle w:val="ListParagraph"/>
         <w:numPr>
           <w:ilvl w:val="0"/>
           <w:numId w:val="17"/>
@@ -607,7 +586,7 @@
     </w:p>
     <w:p>
       <w:pPr>
-        <w:pStyle w:val="Akapitzlist"/>
+        <w:pStyle w:val="ListParagraph"/>
         <w:numPr>
           <w:ilvl w:val="0"/>
           <w:numId w:val="17"/>
@@ -635,7 +614,7 @@
     </w:p>
     <w:p>
       <w:pPr>
-        <w:pStyle w:val="Akapitzlist"/>
+        <w:pStyle w:val="ListParagraph"/>
         <w:numPr>
           <w:ilvl w:val="0"/>
           <w:numId w:val="17"/>
@@ -660,7 +639,7 @@
     </w:p>
     <w:p>
       <w:pPr>
-        <w:pStyle w:val="Akapitzlist"/>
+        <w:pStyle w:val="ListParagraph"/>
         <w:numPr>
           <w:ilvl w:val="0"/>
           <w:numId w:val="17"/>
@@ -685,7 +664,7 @@
     </w:p>
     <w:p>
       <w:pPr>
-        <w:pStyle w:val="Akapitzlist"/>
+        <w:pStyle w:val="ListParagraph"/>
         <w:numPr>
           <w:ilvl w:val="0"/>
           <w:numId w:val="11"/>
@@ -705,7 +684,7 @@
     </w:p>
     <w:p>
       <w:pPr>
-        <w:pStyle w:val="Akapitzlist"/>
+        <w:pStyle w:val="ListParagraph"/>
         <w:numPr>
           <w:ilvl w:val="0"/>
           <w:numId w:val="18"/>
@@ -725,10 +704,7 @@
         <w:t xml:space="preserve"> </w:t>
       </w:r>
       <w:r>
-        <w:t>województw</w:t>
-      </w:r>
-      <w:r>
-        <w:t xml:space="preserve"> </w:t>
+        <w:t xml:space="preserve">województw </w:t>
       </w:r>
       <w:r>
         <w:t>do bazy</w:t>
@@ -739,7 +715,7 @@
     </w:p>
     <w:p>
       <w:pPr>
-        <w:pStyle w:val="Akapitzlist"/>
+        <w:pStyle w:val="ListParagraph"/>
         <w:numPr>
           <w:ilvl w:val="0"/>
           <w:numId w:val="18"/>
@@ -756,18 +732,12 @@
         <w:t>dycja</w:t>
       </w:r>
       <w:r>
-        <w:t xml:space="preserve"> </w:t>
-      </w:r>
-      <w:r>
-        <w:t>województw</w:t>
-      </w:r>
-      <w:r>
-        <w:t xml:space="preserve"> w bazie,</w:t>
-      </w:r>
-    </w:p>
-    <w:p>
-      <w:pPr>
-        <w:pStyle w:val="Akapitzlist"/>
+        <w:t xml:space="preserve"> województw w bazie,</w:t>
+      </w:r>
+    </w:p>
+    <w:p>
+      <w:pPr>
+        <w:pStyle w:val="ListParagraph"/>
         <w:numPr>
           <w:ilvl w:val="0"/>
           <w:numId w:val="18"/>
@@ -784,18 +754,12 @@
         <w:t>, aktywacja</w:t>
       </w:r>
       <w:r>
-        <w:t xml:space="preserve"> </w:t>
-      </w:r>
-      <w:r>
-        <w:t>województw</w:t>
-      </w:r>
-      <w:r>
-        <w:t>,</w:t>
-      </w:r>
-    </w:p>
-    <w:p>
-      <w:pPr>
-        <w:pStyle w:val="Akapitzlist"/>
+        <w:t xml:space="preserve"> województw,</w:t>
+      </w:r>
+    </w:p>
+    <w:p>
+      <w:pPr>
+        <w:pStyle w:val="ListParagraph"/>
         <w:numPr>
           <w:ilvl w:val="0"/>
           <w:numId w:val="18"/>
@@ -806,18 +770,12 @@
         </w:rPr>
       </w:pPr>
       <w:r>
-        <w:t xml:space="preserve">Wprowadzanie </w:t>
-      </w:r>
-      <w:r>
-        <w:t>województw</w:t>
-      </w:r>
-      <w:r>
-        <w:t xml:space="preserve"> automatycznie z zewnętrznych baz.</w:t>
-      </w:r>
-    </w:p>
-    <w:p>
-      <w:pPr>
-        <w:pStyle w:val="Akapitzlist"/>
+        <w:t>Wprowadzanie województw automatycznie z zewnętrznych baz.</w:t>
+      </w:r>
+    </w:p>
+    <w:p>
+      <w:pPr>
+        <w:pStyle w:val="ListParagraph"/>
         <w:numPr>
           <w:ilvl w:val="0"/>
           <w:numId w:val="11"/>
@@ -837,7 +795,7 @@
     </w:p>
     <w:p>
       <w:pPr>
-        <w:pStyle w:val="Akapitzlist"/>
+        <w:pStyle w:val="ListParagraph"/>
         <w:numPr>
           <w:ilvl w:val="0"/>
           <w:numId w:val="20"/>
@@ -853,7 +811,7 @@
     </w:p>
     <w:p>
       <w:pPr>
-        <w:pStyle w:val="Akapitzlist"/>
+        <w:pStyle w:val="ListParagraph"/>
         <w:numPr>
           <w:ilvl w:val="0"/>
           <w:numId w:val="20"/>
@@ -869,7 +827,7 @@
     </w:p>
     <w:p>
       <w:pPr>
-        <w:pStyle w:val="Akapitzlist"/>
+        <w:pStyle w:val="ListParagraph"/>
         <w:numPr>
           <w:ilvl w:val="0"/>
           <w:numId w:val="20"/>
@@ -885,7 +843,7 @@
     </w:p>
     <w:p>
       <w:pPr>
-        <w:pStyle w:val="Akapitzlist"/>
+        <w:pStyle w:val="ListParagraph"/>
         <w:numPr>
           <w:ilvl w:val="0"/>
           <w:numId w:val="20"/>
@@ -901,7 +859,7 @@
     </w:p>
     <w:p>
       <w:pPr>
-        <w:pStyle w:val="Akapitzlist"/>
+        <w:pStyle w:val="ListParagraph"/>
         <w:numPr>
           <w:ilvl w:val="0"/>
           <w:numId w:val="11"/>
@@ -921,7 +879,7 @@
     </w:p>
     <w:p>
       <w:pPr>
-        <w:pStyle w:val="Akapitzlist"/>
+        <w:pStyle w:val="ListParagraph"/>
         <w:numPr>
           <w:ilvl w:val="0"/>
           <w:numId w:val="21"/>
@@ -936,7 +894,7 @@
     </w:p>
     <w:p>
       <w:pPr>
-        <w:pStyle w:val="Akapitzlist"/>
+        <w:pStyle w:val="ListParagraph"/>
         <w:numPr>
           <w:ilvl w:val="0"/>
           <w:numId w:val="21"/>
@@ -948,7 +906,7 @@
     </w:p>
     <w:p>
       <w:pPr>
-        <w:pStyle w:val="Akapitzlist"/>
+        <w:pStyle w:val="ListParagraph"/>
         <w:numPr>
           <w:ilvl w:val="0"/>
           <w:numId w:val="21"/>
@@ -960,19 +918,7 @@
     </w:p>
     <w:p>
       <w:pPr>
-        <w:pStyle w:val="Akapitzlist"/>
-        <w:numPr>
-          <w:ilvl w:val="0"/>
-          <w:numId w:val="21"/>
-        </w:numPr>
-      </w:pPr>
-      <w:r>
-        <w:t>Usuwanie pustych taryf</w:t>
-      </w:r>
-    </w:p>
-    <w:p>
-      <w:pPr>
-        <w:pStyle w:val="Akapitzlist"/>
+        <w:pStyle w:val="ListParagraph"/>
         <w:ind w:left="1505"/>
         <w:rPr>
           <w:b/>
@@ -982,7 +928,7 @@
     </w:p>
     <w:p>
       <w:pPr>
-        <w:pStyle w:val="Akapitzlist"/>
+        <w:pStyle w:val="ListParagraph"/>
         <w:numPr>
           <w:ilvl w:val="0"/>
           <w:numId w:val="1"/>
@@ -1002,7 +948,7 @@
     </w:p>
     <w:p>
       <w:pPr>
-        <w:pStyle w:val="Akapitzlist"/>
+        <w:pStyle w:val="ListParagraph"/>
         <w:numPr>
           <w:ilvl w:val="0"/>
           <w:numId w:val="7"/>
@@ -1022,7 +968,7 @@
     </w:p>
     <w:p>
       <w:pPr>
-        <w:pStyle w:val="Akapitzlist"/>
+        <w:pStyle w:val="ListParagraph"/>
         <w:numPr>
           <w:ilvl w:val="0"/>
           <w:numId w:val="9"/>
@@ -1034,7 +980,7 @@
     </w:p>
     <w:p>
       <w:pPr>
-        <w:pStyle w:val="Akapitzlist"/>
+        <w:pStyle w:val="ListParagraph"/>
         <w:ind w:left="1505"/>
       </w:pPr>
       <w:r>
@@ -1050,15 +996,12 @@
         <w:t xml:space="preserve">, kod pocztowy, miasto, województwo, kraj), PESEL, </w:t>
       </w:r>
       <w:r>
-        <w:t>dodane</w:t>
-      </w:r>
-      <w:r>
-        <w:t xml:space="preserve"> dodatkowe adresy poboru energii</w:t>
-      </w:r>
-    </w:p>
-    <w:p>
-      <w:pPr>
-        <w:pStyle w:val="Akapitzlist"/>
+        <w:t>informacje o PPE</w:t>
+      </w:r>
+    </w:p>
+    <w:p>
+      <w:pPr>
+        <w:pStyle w:val="ListParagraph"/>
         <w:ind w:left="1505"/>
       </w:pPr>
       <w:r>
@@ -1067,7 +1010,7 @@
     </w:p>
     <w:p>
       <w:pPr>
-        <w:pStyle w:val="Akapitzlist"/>
+        <w:pStyle w:val="ListParagraph"/>
         <w:numPr>
           <w:ilvl w:val="0"/>
           <w:numId w:val="9"/>
@@ -1079,7 +1022,7 @@
     </w:p>
     <w:p>
       <w:pPr>
-        <w:pStyle w:val="Akapitzlist"/>
+        <w:pStyle w:val="ListParagraph"/>
         <w:numPr>
           <w:ilvl w:val="0"/>
           <w:numId w:val="9"/>
@@ -1091,7 +1034,7 @@
     </w:p>
     <w:p>
       <w:pPr>
-        <w:pStyle w:val="Akapitzlist"/>
+        <w:pStyle w:val="ListParagraph"/>
         <w:numPr>
           <w:ilvl w:val="0"/>
           <w:numId w:val="7"/>
@@ -1111,7 +1054,7 @@
     </w:p>
     <w:p>
       <w:pPr>
-        <w:pStyle w:val="Akapitzlist"/>
+        <w:pStyle w:val="ListParagraph"/>
         <w:numPr>
           <w:ilvl w:val="0"/>
           <w:numId w:val="23"/>
@@ -1119,12 +1062,21 @@
       </w:pPr>
       <w:r>
         <w:lastRenderedPageBreak/>
-        <w:t>Wprowadzanie umów (nr umowy, data zawarcia, okres obowiązywania, dostawca, taryfa, cena za kW)</w:t>
-      </w:r>
-    </w:p>
-    <w:p>
-      <w:pPr>
-        <w:pStyle w:val="Akapitzlist"/>
+        <w:t>Wprowadzanie umów (nr umowy, data zawarcia, okres obowiązywania, dostawca, taryfa, cena za kW</w:t>
+      </w:r>
+      <w:r>
+        <w:t>h</w:t>
+      </w:r>
+      <w:r>
+        <w:t>, dane klienta</w:t>
+      </w:r>
+      <w:r>
+        <w:t>)</w:t>
+      </w:r>
+    </w:p>
+    <w:p>
+      <w:pPr>
+        <w:pStyle w:val="ListParagraph"/>
         <w:numPr>
           <w:ilvl w:val="0"/>
           <w:numId w:val="23"/>
@@ -1136,37 +1088,52 @@
     </w:p>
     <w:p>
       <w:pPr>
-        <w:pStyle w:val="Akapitzlist"/>
+        <w:pStyle w:val="ListParagraph"/>
         <w:numPr>
           <w:ilvl w:val="0"/>
           <w:numId w:val="23"/>
         </w:numPr>
       </w:pPr>
       <w:r>
-        <w:t>Dezaktywacja, aktywacja umowy</w:t>
-      </w:r>
-    </w:p>
-    <w:p>
-      <w:pPr>
-        <w:pStyle w:val="Akapitzlist"/>
+        <w:t>Usuwanie umowy</w:t>
+      </w:r>
+    </w:p>
+    <w:p>
+      <w:pPr>
+        <w:pStyle w:val="ListParagraph"/>
         <w:numPr>
           <w:ilvl w:val="0"/>
           <w:numId w:val="23"/>
         </w:numPr>
       </w:pPr>
       <w:r>
-        <w:t>Historia umów</w:t>
-      </w:r>
-    </w:p>
-    <w:p>
-      <w:pPr>
-        <w:pStyle w:val="Akapitzlist"/>
+        <w:t>Statusy umowy (rezerwacja, weryfikacja umowy, umowa podpisana)</w:t>
+      </w:r>
+    </w:p>
+    <w:p>
+      <w:pPr>
+        <w:pStyle w:val="ListParagraph"/>
+        <w:numPr>
+          <w:ilvl w:val="0"/>
+          <w:numId w:val="23"/>
+        </w:numPr>
+      </w:pPr>
+      <w:r>
+        <w:t xml:space="preserve">Historia </w:t>
+      </w:r>
+      <w:r>
+        <w:t>zmian statusów umowy</w:t>
+      </w:r>
+    </w:p>
+    <w:p>
+      <w:pPr>
+        <w:pStyle w:val="ListParagraph"/>
         <w:ind w:left="1505"/>
       </w:pPr>
     </w:p>
     <w:p>
       <w:pPr>
-        <w:pStyle w:val="Akapitzlist"/>
+        <w:pStyle w:val="ListParagraph"/>
         <w:numPr>
           <w:ilvl w:val="0"/>
           <w:numId w:val="1"/>
@@ -1186,7 +1153,7 @@
     </w:p>
     <w:p>
       <w:pPr>
-        <w:pStyle w:val="Akapitzlist"/>
+        <w:pStyle w:val="ListParagraph"/>
         <w:numPr>
           <w:ilvl w:val="0"/>
           <w:numId w:val="24"/>
@@ -1206,7 +1173,7 @@
     </w:p>
     <w:p>
       <w:pPr>
-        <w:pStyle w:val="Akapitzlist"/>
+        <w:pStyle w:val="ListParagraph"/>
         <w:numPr>
           <w:ilvl w:val="0"/>
           <w:numId w:val="26"/>
@@ -1222,7 +1189,7 @@
     </w:p>
     <w:p>
       <w:pPr>
-        <w:pStyle w:val="Akapitzlist"/>
+        <w:pStyle w:val="ListParagraph"/>
         <w:numPr>
           <w:ilvl w:val="0"/>
           <w:numId w:val="26"/>
@@ -1238,7 +1205,7 @@
     </w:p>
     <w:p>
       <w:pPr>
-        <w:pStyle w:val="Akapitzlist"/>
+        <w:pStyle w:val="ListParagraph"/>
         <w:numPr>
           <w:ilvl w:val="0"/>
           <w:numId w:val="26"/>
@@ -1254,7 +1221,7 @@
     </w:p>
     <w:p>
       <w:pPr>
-        <w:pStyle w:val="Akapitzlist"/>
+        <w:pStyle w:val="ListParagraph"/>
         <w:numPr>
           <w:ilvl w:val="0"/>
           <w:numId w:val="24"/>
@@ -1274,7 +1241,7 @@
     </w:p>
     <w:p>
       <w:pPr>
-        <w:pStyle w:val="Akapitzlist"/>
+        <w:pStyle w:val="ListParagraph"/>
         <w:numPr>
           <w:ilvl w:val="0"/>
           <w:numId w:val="27"/>
@@ -1289,7 +1256,7 @@
     </w:p>
     <w:p>
       <w:pPr>
-        <w:pStyle w:val="Akapitzlist"/>
+        <w:pStyle w:val="ListParagraph"/>
         <w:numPr>
           <w:ilvl w:val="0"/>
           <w:numId w:val="27"/>
@@ -1301,31 +1268,28 @@
     </w:p>
     <w:p>
       <w:pPr>
-        <w:pStyle w:val="Akapitzlist"/>
+        <w:pStyle w:val="ListParagraph"/>
         <w:numPr>
           <w:ilvl w:val="0"/>
           <w:numId w:val="27"/>
         </w:numPr>
       </w:pPr>
       <w:r>
-        <w:t xml:space="preserve">Dezaktywacja, </w:t>
-      </w:r>
-      <w:r>
-        <w:t>a</w:t>
-      </w:r>
-      <w:r>
-        <w:t>ktywacja taryf</w:t>
-      </w:r>
-    </w:p>
-    <w:p>
-      <w:pPr>
-        <w:pStyle w:val="Akapitzlist"/>
+        <w:t>Usuwanie</w:t>
+      </w:r>
+      <w:r>
+        <w:t xml:space="preserve"> taryf</w:t>
+      </w:r>
+    </w:p>
+    <w:p>
+      <w:pPr>
+        <w:pStyle w:val="ListParagraph"/>
         <w:ind w:left="1505"/>
       </w:pPr>
     </w:p>
     <w:p>
       <w:pPr>
-        <w:pStyle w:val="Akapitzlist"/>
+        <w:pStyle w:val="ListParagraph"/>
         <w:numPr>
           <w:ilvl w:val="0"/>
           <w:numId w:val="1"/>
@@ -1345,7 +1309,7 @@
     </w:p>
     <w:p>
       <w:pPr>
-        <w:pStyle w:val="Akapitzlist"/>
+        <w:pStyle w:val="ListParagraph"/>
         <w:numPr>
           <w:ilvl w:val="0"/>
           <w:numId w:val="29"/>
@@ -1365,7 +1329,7 @@
     </w:p>
     <w:p>
       <w:pPr>
-        <w:pStyle w:val="Akapitzlist"/>
+        <w:pStyle w:val="ListParagraph"/>
         <w:numPr>
           <w:ilvl w:val="0"/>
           <w:numId w:val="30"/>
@@ -1377,7 +1341,7 @@
     </w:p>
     <w:p>
       <w:pPr>
-        <w:pStyle w:val="Akapitzlist"/>
+        <w:pStyle w:val="ListParagraph"/>
         <w:numPr>
           <w:ilvl w:val="0"/>
           <w:numId w:val="30"/>
@@ -1389,7 +1353,7 @@
     </w:p>
     <w:p>
       <w:pPr>
-        <w:pStyle w:val="Akapitzlist"/>
+        <w:pStyle w:val="ListParagraph"/>
         <w:numPr>
           <w:ilvl w:val="0"/>
           <w:numId w:val="30"/>
@@ -1401,19 +1365,31 @@
     </w:p>
     <w:p>
       <w:pPr>
-        <w:pStyle w:val="Akapitzlist"/>
+        <w:pStyle w:val="ListParagraph"/>
         <w:numPr>
           <w:ilvl w:val="0"/>
           <w:numId w:val="30"/>
         </w:numPr>
       </w:pPr>
       <w:r>
+        <w:t>Wyszukiwarka klientów po imieniu i nazwisku</w:t>
+      </w:r>
+    </w:p>
+    <w:p>
+      <w:pPr>
+        <w:pStyle w:val="ListParagraph"/>
+        <w:numPr>
+          <w:ilvl w:val="0"/>
+          <w:numId w:val="30"/>
+        </w:numPr>
+      </w:pPr>
+      <w:r>
         <w:t>Usuwanie ze swojego portfela klientów przez sprzedawców</w:t>
       </w:r>
     </w:p>
     <w:p>
       <w:pPr>
-        <w:pStyle w:val="Akapitzlist"/>
+        <w:pStyle w:val="ListParagraph"/>
         <w:numPr>
           <w:ilvl w:val="0"/>
           <w:numId w:val="30"/>
@@ -1425,7 +1401,7 @@
     </w:p>
     <w:p>
       <w:pPr>
-        <w:pStyle w:val="Akapitzlist"/>
+        <w:pStyle w:val="ListParagraph"/>
         <w:numPr>
           <w:ilvl w:val="0"/>
           <w:numId w:val="30"/>
@@ -1437,7 +1413,7 @@
     </w:p>
     <w:p>
       <w:pPr>
-        <w:pStyle w:val="Akapitzlist"/>
+        <w:pStyle w:val="ListParagraph"/>
         <w:numPr>
           <w:ilvl w:val="0"/>
           <w:numId w:val="30"/>
@@ -1449,19 +1425,25 @@
     </w:p>
     <w:p>
       <w:pPr>
-        <w:pStyle w:val="Akapitzlist"/>
+        <w:pStyle w:val="ListParagraph"/>
         <w:numPr>
           <w:ilvl w:val="0"/>
           <w:numId w:val="30"/>
         </w:numPr>
       </w:pPr>
       <w:r>
-        <w:t>Lista rezerwowa (pula klientów, z którym nie było aktywności w określonym czasie)</w:t>
-      </w:r>
-    </w:p>
-    <w:p>
-      <w:pPr>
-        <w:pStyle w:val="Akapitzlist"/>
+        <w:t>Lista rezerwowa (pula klientów, z którym nie było aktywności w</w:t>
+      </w:r>
+      <w:r>
+        <w:t xml:space="preserve"> ciągu 30 dni</w:t>
+      </w:r>
+      <w:r>
+        <w:t>)</w:t>
+      </w:r>
+    </w:p>
+    <w:p>
+      <w:pPr>
+        <w:pStyle w:val="ListParagraph"/>
         <w:numPr>
           <w:ilvl w:val="0"/>
           <w:numId w:val="29"/>
@@ -1481,7 +1463,7 @@
     </w:p>
     <w:p>
       <w:pPr>
-        <w:pStyle w:val="Akapitzlist"/>
+        <w:pStyle w:val="ListParagraph"/>
         <w:numPr>
           <w:ilvl w:val="0"/>
           <w:numId w:val="31"/>
@@ -1493,7 +1475,7 @@
     </w:p>
     <w:p>
       <w:pPr>
-        <w:pStyle w:val="Akapitzlist"/>
+        <w:pStyle w:val="ListParagraph"/>
         <w:numPr>
           <w:ilvl w:val="0"/>
           <w:numId w:val="31"/>
@@ -1505,19 +1487,7 @@
     </w:p>
     <w:p>
       <w:pPr>
-        <w:pStyle w:val="Akapitzlist"/>
-        <w:numPr>
-          <w:ilvl w:val="0"/>
-          <w:numId w:val="31"/>
-        </w:numPr>
-      </w:pPr>
-      <w:r>
-        <w:t>Lista prowizji z danej umowy dla sprzedawcy</w:t>
-      </w:r>
-    </w:p>
-    <w:p>
-      <w:pPr>
-        <w:pStyle w:val="Akapitzlist"/>
+        <w:pStyle w:val="ListParagraph"/>
         <w:numPr>
           <w:ilvl w:val="0"/>
           <w:numId w:val="31"/>
@@ -1533,7 +1503,7 @@
     </w:p>
     <w:p>
       <w:pPr>
-        <w:pStyle w:val="Akapitzlist"/>
+        <w:pStyle w:val="ListParagraph"/>
         <w:numPr>
           <w:ilvl w:val="0"/>
           <w:numId w:val="31"/>
@@ -1549,7 +1519,7 @@
     </w:p>
     <w:p>
       <w:pPr>
-        <w:pStyle w:val="Akapitzlist"/>
+        <w:pStyle w:val="ListParagraph"/>
         <w:numPr>
           <w:ilvl w:val="0"/>
           <w:numId w:val="31"/>
@@ -1560,12 +1530,12 @@
           <w:rFonts w:cs="Liberation Serif"/>
           <w:color w:val="000000"/>
         </w:rPr>
-        <w:t>Wykresy prezentujące zarobki każdego sprzedawcy w danym miesiącu oraz roku z podpisanych umów</w:t>
-      </w:r>
-    </w:p>
-    <w:p>
-      <w:pPr>
-        <w:pStyle w:val="Akapitzlist"/>
+        <w:t>Wyszukiwarka po danych klienta (NIP, PESEL, NAZWA)</w:t>
+      </w:r>
+    </w:p>
+    <w:p>
+      <w:pPr>
+        <w:pStyle w:val="ListParagraph"/>
         <w:numPr>
           <w:ilvl w:val="0"/>
           <w:numId w:val="31"/>
@@ -1576,12 +1546,12 @@
           <w:rFonts w:cs="Liberation Serif"/>
           <w:color w:val="000000"/>
         </w:rPr>
-        <w:t>Wyszukiwarka po danych klienta (NIP, PESEL, NAZWA)</w:t>
-      </w:r>
-    </w:p>
-    <w:p>
-      <w:pPr>
-        <w:pStyle w:val="Akapitzlist"/>
+        <w:t>Filtrowanie po polach karty klienta</w:t>
+      </w:r>
+    </w:p>
+    <w:p>
+      <w:pPr>
+        <w:pStyle w:val="ListParagraph"/>
         <w:numPr>
           <w:ilvl w:val="0"/>
           <w:numId w:val="31"/>
@@ -1592,35 +1562,35 @@
           <w:rFonts w:cs="Liberation Serif"/>
           <w:color w:val="000000"/>
         </w:rPr>
-        <w:t>Filtrowanie po polach karty klienta</w:t>
-      </w:r>
-    </w:p>
-    <w:p>
-      <w:pPr>
-        <w:pStyle w:val="Akapitzlist"/>
-        <w:numPr>
-          <w:ilvl w:val="0"/>
-          <w:numId w:val="31"/>
-        </w:numPr>
-      </w:pPr>
+        <w:t>Sortowanie wg daty dodania</w:t>
+      </w:r>
       <w:r>
         <w:rPr>
           <w:rFonts w:cs="Liberation Serif"/>
           <w:color w:val="000000"/>
         </w:rPr>
-        <w:t>Sortowanie wg daty dodania</w:t>
-      </w:r>
+        <w:t xml:space="preserve"> klienta</w:t>
+      </w:r>
+    </w:p>
+    <w:p>
+      <w:pPr>
+        <w:pStyle w:val="ListParagraph"/>
+        <w:numPr>
+          <w:ilvl w:val="0"/>
+          <w:numId w:val="31"/>
+        </w:numPr>
+      </w:pPr>
       <w:r>
         <w:rPr>
           <w:rFonts w:cs="Liberation Serif"/>
           <w:color w:val="000000"/>
         </w:rPr>
-        <w:t xml:space="preserve"> klienta</w:t>
-      </w:r>
-    </w:p>
-    <w:p>
-      <w:pPr>
-        <w:pStyle w:val="Akapitzlist"/>
+        <w:t>Umowy wygasające w ciągu 30 dni</w:t>
+      </w:r>
+    </w:p>
+    <w:p>
+      <w:pPr>
+        <w:pStyle w:val="ListParagraph"/>
         <w:numPr>
           <w:ilvl w:val="0"/>
           <w:numId w:val="31"/>
@@ -1631,12 +1601,12 @@
           <w:rFonts w:cs="Liberation Serif"/>
           <w:color w:val="000000"/>
         </w:rPr>
-        <w:t>Umowy wygasające w ciągu 30 dni</w:t>
-      </w:r>
-    </w:p>
-    <w:p>
-      <w:pPr>
-        <w:pStyle w:val="Akapitzlist"/>
+        <w:t>Sortowanie wg kolejności dodawania kart klientów(rosnąco/malejąco)</w:t>
+      </w:r>
+    </w:p>
+    <w:p>
+      <w:pPr>
+        <w:pStyle w:val="ListParagraph"/>
         <w:numPr>
           <w:ilvl w:val="0"/>
           <w:numId w:val="31"/>
@@ -1648,34 +1618,18 @@
           <w:color w:val="000000"/>
         </w:rPr>
         <w:lastRenderedPageBreak/>
-        <w:t>Sortowanie wg kolejności dodawania kart klientów(rosnąco/malejąco)</w:t>
-      </w:r>
-    </w:p>
-    <w:p>
-      <w:pPr>
-        <w:pStyle w:val="Akapitzlist"/>
-        <w:numPr>
-          <w:ilvl w:val="0"/>
-          <w:numId w:val="31"/>
-        </w:numPr>
-      </w:pPr>
-      <w:r>
-        <w:rPr>
-          <w:rFonts w:cs="Liberation Serif"/>
-          <w:color w:val="000000"/>
-        </w:rPr>
         <w:t>Sortowanie alfabetycznie (wg nazwiska/nazwy/firmy)</w:t>
       </w:r>
     </w:p>
     <w:p>
       <w:pPr>
-        <w:pStyle w:val="Akapitzlist"/>
+        <w:pStyle w:val="ListParagraph"/>
         <w:ind w:left="1505"/>
       </w:pPr>
     </w:p>
     <w:p>
       <w:pPr>
-        <w:pStyle w:val="Akapitzlist"/>
+        <w:pStyle w:val="ListParagraph"/>
         <w:numPr>
           <w:ilvl w:val="0"/>
           <w:numId w:val="1"/>
@@ -1695,7 +1649,7 @@
     </w:p>
     <w:p>
       <w:pPr>
-        <w:pStyle w:val="Akapitzlist"/>
+        <w:pStyle w:val="ListParagraph"/>
         <w:numPr>
           <w:ilvl w:val="0"/>
           <w:numId w:val="33"/>
@@ -1715,7 +1669,7 @@
     </w:p>
     <w:p>
       <w:pPr>
-        <w:pStyle w:val="NormalnyWeb"/>
+        <w:pStyle w:val="NormalWeb"/>
         <w:numPr>
           <w:ilvl w:val="0"/>
           <w:numId w:val="41"/>
@@ -1738,7 +1692,7 @@
     </w:p>
     <w:p>
       <w:pPr>
-        <w:pStyle w:val="NormalnyWeb"/>
+        <w:pStyle w:val="NormalWeb"/>
         <w:numPr>
           <w:ilvl w:val="0"/>
           <w:numId w:val="36"/>
@@ -1761,7 +1715,7 @@
     </w:p>
     <w:p>
       <w:pPr>
-        <w:pStyle w:val="NormalnyWeb"/>
+        <w:pStyle w:val="NormalWeb"/>
         <w:numPr>
           <w:ilvl w:val="0"/>
           <w:numId w:val="36"/>
@@ -1783,7 +1737,7 @@
     </w:p>
     <w:p>
       <w:pPr>
-        <w:pStyle w:val="NormalnyWeb"/>
+        <w:pStyle w:val="NormalWeb"/>
         <w:numPr>
           <w:ilvl w:val="0"/>
           <w:numId w:val="33"/>
@@ -1804,17 +1758,117 @@
           <w:bCs/>
           <w:color w:val="000000"/>
         </w:rPr>
-        <w:t xml:space="preserve">Zarządzanie </w:t>
-      </w:r>
-      <w:r>
+        <w:t>Raporty i analityka</w:t>
+      </w:r>
+    </w:p>
+    <w:p>
+      <w:pPr>
+        <w:pStyle w:val="NormalWeb"/>
+        <w:numPr>
+          <w:ilvl w:val="0"/>
+          <w:numId w:val="43"/>
+        </w:numPr>
+        <w:spacing w:before="0" w:beforeAutospacing="0" w:after="120" w:afterAutospacing="0"/>
+        <w:textAlignment w:val="baseline"/>
+        <w:rPr>
+          <w:rFonts w:asciiTheme="minorHAnsi" w:hAnsiTheme="minorHAnsi" w:cs="Liberation Serif"/>
+          <w:color w:val="000000"/>
+        </w:rPr>
+      </w:pPr>
+      <w:r>
+        <w:rPr>
+          <w:rFonts w:asciiTheme="minorHAnsi" w:hAnsiTheme="minorHAnsi" w:cs="Liberation Serif"/>
+          <w:color w:val="000000"/>
+        </w:rPr>
+        <w:t>Generowani</w:t>
+      </w:r>
+      <w:r>
+        <w:rPr>
+          <w:rFonts w:asciiTheme="minorHAnsi" w:hAnsiTheme="minorHAnsi" w:cs="Liberation Serif"/>
+          <w:color w:val="000000"/>
+        </w:rPr>
+        <w:t>e raportów sprzedażowych</w:t>
+      </w:r>
+    </w:p>
+    <w:p>
+      <w:pPr>
+        <w:pStyle w:val="NormalWeb"/>
+        <w:numPr>
+          <w:ilvl w:val="0"/>
+          <w:numId w:val="43"/>
+        </w:numPr>
+        <w:spacing w:before="0" w:beforeAutospacing="0" w:after="120" w:afterAutospacing="0"/>
+        <w:textAlignment w:val="baseline"/>
+        <w:rPr>
+          <w:rFonts w:asciiTheme="minorHAnsi" w:hAnsiTheme="minorHAnsi" w:cs="Liberation Serif"/>
+          <w:color w:val="000000"/>
+        </w:rPr>
+      </w:pPr>
+      <w:r>
+        <w:rPr>
+          <w:rFonts w:asciiTheme="minorHAnsi" w:hAnsiTheme="minorHAnsi" w:cs="Liberation Serif"/>
+          <w:color w:val="000000"/>
+        </w:rPr>
+        <w:t>Generowanie raportów na temat obsługi klienta</w:t>
+      </w:r>
+    </w:p>
+    <w:p>
+      <w:pPr>
+        <w:pStyle w:val="NormalWeb"/>
+        <w:numPr>
+          <w:ilvl w:val="0"/>
+          <w:numId w:val="43"/>
+        </w:numPr>
+        <w:spacing w:before="0" w:beforeAutospacing="0" w:after="120" w:afterAutospacing="0"/>
+        <w:textAlignment w:val="baseline"/>
+        <w:rPr>
+          <w:rFonts w:asciiTheme="minorHAnsi" w:hAnsiTheme="minorHAnsi" w:cs="Liberation Serif"/>
+          <w:color w:val="000000"/>
+        </w:rPr>
+      </w:pPr>
+      <w:r>
+        <w:rPr>
+          <w:rFonts w:asciiTheme="minorHAnsi" w:hAnsiTheme="minorHAnsi" w:cs="Liberation Serif"/>
+          <w:color w:val="000000"/>
+        </w:rPr>
+        <w:t xml:space="preserve">Eksport danych do plików </w:t>
+      </w:r>
+      <w:r>
+        <w:rPr>
+          <w:rFonts w:asciiTheme="minorHAnsi" w:hAnsiTheme="minorHAnsi" w:cs="Liberation Serif"/>
+          <w:color w:val="000000"/>
+        </w:rPr>
+        <w:t>XLSX</w:t>
+      </w:r>
+    </w:p>
+    <w:p>
+      <w:pPr>
+        <w:pStyle w:val="NormalWeb"/>
+        <w:spacing w:before="0" w:beforeAutospacing="0" w:after="120" w:afterAutospacing="0"/>
+        <w:ind w:left="1505"/>
+        <w:textAlignment w:val="baseline"/>
+        <w:rPr>
+          <w:rFonts w:asciiTheme="minorHAnsi" w:hAnsiTheme="minorHAnsi" w:cs="Liberation Serif"/>
+          <w:color w:val="000000"/>
+        </w:rPr>
+      </w:pPr>
+    </w:p>
+    <w:p>
+      <w:pPr>
+        <w:pStyle w:val="NormalWeb"/>
+        <w:numPr>
+          <w:ilvl w:val="0"/>
+          <w:numId w:val="1"/>
+        </w:numPr>
+        <w:spacing w:before="0" w:beforeAutospacing="0" w:after="120" w:afterAutospacing="0"/>
+        <w:textAlignment w:val="baseline"/>
         <w:rPr>
           <w:rFonts w:asciiTheme="minorHAnsi" w:hAnsiTheme="minorHAnsi" w:cs="Liberation Serif"/>
           <w:b/>
           <w:bCs/>
           <w:color w:val="000000"/>
         </w:rPr>
-        <w:t>l</w:t>
-      </w:r>
+      </w:pPr>
       <w:r>
         <w:rPr>
           <w:rFonts w:asciiTheme="minorHAnsi" w:hAnsiTheme="minorHAnsi" w:cs="Liberation Serif"/>
@@ -1822,63 +1876,35 @@
           <w:bCs/>
           <w:color w:val="000000"/>
         </w:rPr>
-        <w:t>eadami</w:t>
-      </w:r>
-    </w:p>
-    <w:p>
-      <w:pPr>
-        <w:pStyle w:val="NormalnyWeb"/>
-        <w:numPr>
-          <w:ilvl w:val="0"/>
-          <w:numId w:val="42"/>
-        </w:numPr>
-        <w:spacing w:before="0" w:beforeAutospacing="0" w:after="120" w:afterAutospacing="0"/>
-        <w:textAlignment w:val="baseline"/>
+        <w:t xml:space="preserve">System </w:t>
+      </w:r>
+      <w:proofErr w:type="spellStart"/>
+      <w:r>
         <w:rPr>
           <w:rFonts w:asciiTheme="minorHAnsi" w:hAnsiTheme="minorHAnsi" w:cs="Liberation Serif"/>
           <w:b/>
           <w:bCs/>
           <w:color w:val="000000"/>
         </w:rPr>
-      </w:pPr>
-      <w:r>
-        <w:rPr>
-          <w:rFonts w:asciiTheme="minorHAnsi" w:hAnsiTheme="minorHAnsi" w:cs="Liberation Serif"/>
-          <w:color w:val="000000"/>
-        </w:rPr>
-        <w:t>Tworzenie i śledzenie leadów sprzedażowych</w:t>
-      </w:r>
-    </w:p>
-    <w:p>
-      <w:pPr>
-        <w:pStyle w:val="NormalnyWeb"/>
-        <w:numPr>
-          <w:ilvl w:val="0"/>
-          <w:numId w:val="42"/>
-        </w:numPr>
-        <w:spacing w:before="0" w:beforeAutospacing="0" w:after="120" w:afterAutospacing="0"/>
-        <w:textAlignment w:val="baseline"/>
+        <w:t>tagów</w:t>
+      </w:r>
+      <w:proofErr w:type="spellEnd"/>
+      <w:r>
         <w:rPr>
           <w:rFonts w:asciiTheme="minorHAnsi" w:hAnsiTheme="minorHAnsi" w:cs="Liberation Serif"/>
           <w:b/>
           <w:bCs/>
           <w:color w:val="000000"/>
         </w:rPr>
-      </w:pPr>
-      <w:r>
-        <w:rPr>
-          <w:rFonts w:asciiTheme="minorHAnsi" w:hAnsiTheme="minorHAnsi" w:cs="Liberation Serif"/>
-          <w:color w:val="000000"/>
-        </w:rPr>
-        <w:t>Automatyczne i ręczne przypisywanie klientów do handlowców</w:t>
-      </w:r>
-    </w:p>
-    <w:p>
-      <w:pPr>
-        <w:pStyle w:val="NormalnyWeb"/>
-        <w:numPr>
-          <w:ilvl w:val="0"/>
-          <w:numId w:val="42"/>
+        <w:t xml:space="preserve"> i etykiet</w:t>
+      </w:r>
+    </w:p>
+    <w:p>
+      <w:pPr>
+        <w:pStyle w:val="NormalWeb"/>
+        <w:numPr>
+          <w:ilvl w:val="0"/>
+          <w:numId w:val="46"/>
         </w:numPr>
         <w:spacing w:before="0" w:beforeAutospacing="0" w:after="120" w:afterAutospacing="0"/>
         <w:textAlignment w:val="baseline"/>
@@ -1894,22 +1920,89 @@
           <w:rFonts w:asciiTheme="minorHAnsi" w:hAnsiTheme="minorHAnsi" w:cs="Liberation Serif"/>
           <w:color w:val="000000"/>
         </w:rPr>
-        <w:t>Generowanie prognoz sprzedażowych</w:t>
-      </w:r>
-    </w:p>
-    <w:p>
-      <w:pPr>
-        <w:pStyle w:val="NormalnyWeb"/>
-        <w:numPr>
-          <w:ilvl w:val="0"/>
-          <w:numId w:val="42"/>
+        <w:t xml:space="preserve">Możliwość dodawania </w:t>
+      </w:r>
+      <w:proofErr w:type="spellStart"/>
+      <w:r>
+        <w:rPr>
+          <w:rFonts w:asciiTheme="minorHAnsi" w:hAnsiTheme="minorHAnsi" w:cs="Liberation Serif"/>
+          <w:color w:val="000000"/>
+        </w:rPr>
+        <w:t>tagów</w:t>
+      </w:r>
+      <w:proofErr w:type="spellEnd"/>
+      <w:r>
+        <w:rPr>
+          <w:rFonts w:asciiTheme="minorHAnsi" w:hAnsiTheme="minorHAnsi" w:cs="Liberation Serif"/>
+          <w:color w:val="000000"/>
+        </w:rPr>
+        <w:t xml:space="preserve"> do klientów,</w:t>
+      </w:r>
+      <w:r>
+        <w:rPr>
+          <w:rFonts w:asciiTheme="minorHAnsi" w:hAnsiTheme="minorHAnsi" w:cs="Liberation Serif"/>
+          <w:color w:val="000000"/>
+        </w:rPr>
+        <w:t xml:space="preserve"> </w:t>
+      </w:r>
+      <w:r>
+        <w:rPr>
+          <w:rFonts w:asciiTheme="minorHAnsi" w:hAnsiTheme="minorHAnsi" w:cs="Liberation Serif"/>
+          <w:color w:val="000000"/>
+        </w:rPr>
+        <w:t xml:space="preserve">umów w celu ułatwienia kategoryzacji i filtrowania danych przykładowe </w:t>
+      </w:r>
+      <w:proofErr w:type="spellStart"/>
+      <w:r>
+        <w:rPr>
+          <w:rFonts w:asciiTheme="minorHAnsi" w:hAnsiTheme="minorHAnsi" w:cs="Liberation Serif"/>
+          <w:color w:val="000000"/>
+        </w:rPr>
+        <w:t>tagi</w:t>
+      </w:r>
+      <w:proofErr w:type="spellEnd"/>
+      <w:r>
+        <w:rPr>
+          <w:rFonts w:asciiTheme="minorHAnsi" w:hAnsiTheme="minorHAnsi" w:cs="Liberation Serif"/>
+          <w:color w:val="000000"/>
+        </w:rPr>
+        <w:t xml:space="preserve"> „VIP”, „Do odzyskania”, „</w:t>
+      </w:r>
+      <w:proofErr w:type="spellStart"/>
+      <w:r>
+        <w:rPr>
+          <w:rFonts w:asciiTheme="minorHAnsi" w:hAnsiTheme="minorHAnsi" w:cs="Liberation Serif"/>
+          <w:color w:val="000000"/>
+        </w:rPr>
+        <w:t>Dlugi</w:t>
+      </w:r>
+      <w:proofErr w:type="spellEnd"/>
+      <w:r>
+        <w:rPr>
+          <w:rFonts w:asciiTheme="minorHAnsi" w:hAnsiTheme="minorHAnsi" w:cs="Liberation Serif"/>
+          <w:color w:val="000000"/>
+        </w:rPr>
+        <w:t xml:space="preserve"> proces”, </w:t>
+      </w:r>
+      <w:r>
+        <w:rPr>
+          <w:rFonts w:asciiTheme="minorHAnsi" w:hAnsiTheme="minorHAnsi" w:cs="Liberation Serif"/>
+          <w:color w:val="000000"/>
+        </w:rPr>
+        <w:t>„Promocja”</w:t>
+      </w:r>
+    </w:p>
+    <w:p>
+      <w:pPr>
+        <w:pStyle w:val="NormalWeb"/>
+        <w:numPr>
+          <w:ilvl w:val="0"/>
+          <w:numId w:val="46"/>
         </w:numPr>
         <w:spacing w:before="0" w:beforeAutospacing="0" w:after="120" w:afterAutospacing="0"/>
         <w:textAlignment w:val="baseline"/>
         <w:rPr>
           <w:rFonts w:asciiTheme="minorHAnsi" w:hAnsiTheme="minorHAnsi" w:cs="Liberation Serif"/>
-          <w:b/>
-          <w:bCs/>
           <w:color w:val="000000"/>
         </w:rPr>
       </w:pPr>
@@ -1918,231 +2011,66 @@
           <w:rFonts w:asciiTheme="minorHAnsi" w:hAnsiTheme="minorHAnsi" w:cs="Liberation Serif"/>
           <w:color w:val="000000"/>
         </w:rPr>
-        <w:t>Możliwość dodawania statusów do leadów</w:t>
-      </w:r>
-    </w:p>
-    <w:p>
-      <w:pPr>
-        <w:pStyle w:val="NormalnyWeb"/>
-        <w:numPr>
-          <w:ilvl w:val="0"/>
-          <w:numId w:val="33"/>
+        <w:t xml:space="preserve">Użytkownicy </w:t>
+      </w:r>
+      <w:r>
+        <w:rPr>
+          <w:rFonts w:asciiTheme="minorHAnsi" w:hAnsiTheme="minorHAnsi" w:cs="Liberation Serif"/>
+          <w:color w:val="000000"/>
+        </w:rPr>
+        <w:t xml:space="preserve">z odpowiednimi uprawnieniami mogą tworzyć własne </w:t>
+      </w:r>
+      <w:proofErr w:type="spellStart"/>
+      <w:r>
+        <w:rPr>
+          <w:rFonts w:asciiTheme="minorHAnsi" w:hAnsiTheme="minorHAnsi" w:cs="Liberation Serif"/>
+          <w:color w:val="000000"/>
+        </w:rPr>
+        <w:t>tagi</w:t>
+      </w:r>
+      <w:proofErr w:type="spellEnd"/>
+      <w:r>
+        <w:rPr>
+          <w:rFonts w:asciiTheme="minorHAnsi" w:hAnsiTheme="minorHAnsi" w:cs="Liberation Serif"/>
+          <w:color w:val="000000"/>
+        </w:rPr>
+        <w:t xml:space="preserve"> oraz zarządzać istniejącymi</w:t>
+      </w:r>
+    </w:p>
+    <w:p>
+      <w:pPr>
+        <w:pStyle w:val="NormalWeb"/>
+        <w:numPr>
+          <w:ilvl w:val="0"/>
+          <w:numId w:val="46"/>
         </w:numPr>
         <w:spacing w:before="0" w:beforeAutospacing="0" w:after="120" w:afterAutospacing="0"/>
         <w:textAlignment w:val="baseline"/>
         <w:rPr>
           <w:rFonts w:asciiTheme="minorHAnsi" w:hAnsiTheme="minorHAnsi" w:cs="Liberation Serif"/>
-          <w:b/>
-          <w:bCs/>
           <w:color w:val="000000"/>
         </w:rPr>
       </w:pPr>
       <w:r>
-        <w:rPr>
-          <w:rFonts w:asciiTheme="minorHAnsi" w:hAnsiTheme="minorHAnsi" w:cs="Liberation Serif"/>
-          <w:b/>
-          <w:bCs/>
-          <w:color w:val="000000"/>
-        </w:rPr>
-        <w:t>Raporty i analityka</w:t>
-      </w:r>
-    </w:p>
-    <w:p>
-      <w:pPr>
-        <w:pStyle w:val="NormalnyWeb"/>
-        <w:numPr>
-          <w:ilvl w:val="0"/>
-          <w:numId w:val="43"/>
-        </w:numPr>
-        <w:spacing w:before="0" w:beforeAutospacing="0" w:after="120" w:afterAutospacing="0"/>
-        <w:textAlignment w:val="baseline"/>
         <w:rPr>
           <w:rFonts w:asciiTheme="minorHAnsi" w:hAnsiTheme="minorHAnsi" w:cs="Liberation Serif"/>
           <w:color w:val="000000"/>
         </w:rPr>
-      </w:pPr>
+        <w:t xml:space="preserve">Możliwość filtrowania, sortowania i wyszukiwania rekordów na podstawie </w:t>
+      </w:r>
+      <w:proofErr w:type="spellStart"/>
       <w:r>
         <w:rPr>
           <w:rFonts w:asciiTheme="minorHAnsi" w:hAnsiTheme="minorHAnsi" w:cs="Liberation Serif"/>
           <w:color w:val="000000"/>
         </w:rPr>
-        <w:t>Generowani</w:t>
-      </w:r>
-      <w:r>
-        <w:rPr>
-          <w:rFonts w:asciiTheme="minorHAnsi" w:hAnsiTheme="minorHAnsi" w:cs="Liberation Serif"/>
-          <w:color w:val="000000"/>
-        </w:rPr>
-        <w:t>e raportów sprzedażowych</w:t>
-      </w:r>
-    </w:p>
-    <w:p>
-      <w:pPr>
-        <w:pStyle w:val="NormalnyWeb"/>
-        <w:numPr>
-          <w:ilvl w:val="0"/>
-          <w:numId w:val="43"/>
-        </w:numPr>
-        <w:spacing w:before="0" w:beforeAutospacing="0" w:after="120" w:afterAutospacing="0"/>
-        <w:textAlignment w:val="baseline"/>
-        <w:rPr>
-          <w:rFonts w:asciiTheme="minorHAnsi" w:hAnsiTheme="minorHAnsi" w:cs="Liberation Serif"/>
-          <w:color w:val="000000"/>
-        </w:rPr>
-      </w:pPr>
-      <w:r>
-        <w:rPr>
-          <w:rFonts w:asciiTheme="minorHAnsi" w:hAnsiTheme="minorHAnsi" w:cs="Liberation Serif"/>
-          <w:color w:val="000000"/>
-        </w:rPr>
-        <w:t>Generowanie raportów na temat obsługi klienta</w:t>
-      </w:r>
-    </w:p>
-    <w:p>
-      <w:pPr>
-        <w:pStyle w:val="NormalnyWeb"/>
-        <w:numPr>
-          <w:ilvl w:val="0"/>
-          <w:numId w:val="43"/>
-        </w:numPr>
-        <w:spacing w:before="0" w:beforeAutospacing="0" w:after="120" w:afterAutospacing="0"/>
-        <w:textAlignment w:val="baseline"/>
-        <w:rPr>
-          <w:rFonts w:asciiTheme="minorHAnsi" w:hAnsiTheme="minorHAnsi" w:cs="Liberation Serif"/>
-          <w:color w:val="000000"/>
-        </w:rPr>
-      </w:pPr>
-      <w:r>
-        <w:rPr>
-          <w:rFonts w:asciiTheme="minorHAnsi" w:hAnsiTheme="minorHAnsi" w:cs="Liberation Serif"/>
-          <w:color w:val="000000"/>
-        </w:rPr>
-        <w:t>Eksport danych do plików XLS, PDF</w:t>
-      </w:r>
-    </w:p>
-    <w:p>
-      <w:pPr>
-        <w:pStyle w:val="NormalnyWeb"/>
-        <w:spacing w:before="0" w:beforeAutospacing="0" w:after="120" w:afterAutospacing="0"/>
-        <w:ind w:left="1505"/>
-        <w:textAlignment w:val="baseline"/>
-        <w:rPr>
-          <w:rFonts w:asciiTheme="minorHAnsi" w:hAnsiTheme="minorHAnsi" w:cs="Liberation Serif"/>
-          <w:color w:val="000000"/>
-        </w:rPr>
-      </w:pPr>
-    </w:p>
-    <w:p>
-      <w:pPr>
-        <w:pStyle w:val="NormalnyWeb"/>
-        <w:numPr>
-          <w:ilvl w:val="0"/>
-          <w:numId w:val="1"/>
-        </w:numPr>
-        <w:spacing w:before="0" w:beforeAutospacing="0" w:after="120" w:afterAutospacing="0"/>
-        <w:textAlignment w:val="baseline"/>
-        <w:rPr>
-          <w:rFonts w:asciiTheme="minorHAnsi" w:hAnsiTheme="minorHAnsi" w:cs="Liberation Serif"/>
-          <w:b/>
-          <w:bCs/>
-          <w:color w:val="000000"/>
-        </w:rPr>
-      </w:pPr>
-      <w:r>
-        <w:rPr>
-          <w:rFonts w:asciiTheme="minorHAnsi" w:hAnsiTheme="minorHAnsi" w:cs="Liberation Serif"/>
-          <w:b/>
-          <w:bCs/>
-          <w:color w:val="000000"/>
-        </w:rPr>
-        <w:t>System tagów i etykiet</w:t>
-      </w:r>
-    </w:p>
-    <w:p>
-      <w:pPr>
-        <w:pStyle w:val="NormalnyWeb"/>
-        <w:numPr>
-          <w:ilvl w:val="0"/>
-          <w:numId w:val="46"/>
-        </w:numPr>
-        <w:spacing w:before="0" w:beforeAutospacing="0" w:after="120" w:afterAutospacing="0"/>
-        <w:textAlignment w:val="baseline"/>
-        <w:rPr>
-          <w:rFonts w:asciiTheme="minorHAnsi" w:hAnsiTheme="minorHAnsi" w:cs="Liberation Serif"/>
-          <w:b/>
-          <w:bCs/>
-          <w:color w:val="000000"/>
-        </w:rPr>
-      </w:pPr>
-      <w:r>
-        <w:rPr>
-          <w:rFonts w:asciiTheme="minorHAnsi" w:hAnsiTheme="minorHAnsi" w:cs="Liberation Serif"/>
-          <w:color w:val="000000"/>
-        </w:rPr>
-        <w:t xml:space="preserve">Możliwość dodawania tagów do klientów, leadów i umów w celu ułatwienia kategoryzacji i filtrowania danych przykładowe tagi „VIP”, „Do odzyskania”, „Dlugi proces”, </w:t>
-      </w:r>
-      <w:r>
-        <w:rPr>
-          <w:rFonts w:asciiTheme="minorHAnsi" w:hAnsiTheme="minorHAnsi" w:cs="Liberation Serif"/>
-          <w:color w:val="000000"/>
-        </w:rPr>
-        <w:t>„Promocja”</w:t>
-      </w:r>
-    </w:p>
-    <w:p>
-      <w:pPr>
-        <w:pStyle w:val="NormalnyWeb"/>
-        <w:numPr>
-          <w:ilvl w:val="0"/>
-          <w:numId w:val="46"/>
-        </w:numPr>
-        <w:spacing w:before="0" w:beforeAutospacing="0" w:after="120" w:afterAutospacing="0"/>
-        <w:textAlignment w:val="baseline"/>
-        <w:rPr>
-          <w:rFonts w:asciiTheme="minorHAnsi" w:hAnsiTheme="minorHAnsi" w:cs="Liberation Serif"/>
-          <w:color w:val="000000"/>
-        </w:rPr>
-      </w:pPr>
-      <w:r>
-        <w:rPr>
-          <w:rFonts w:asciiTheme="minorHAnsi" w:hAnsiTheme="minorHAnsi" w:cs="Liberation Serif"/>
-          <w:color w:val="000000"/>
-        </w:rPr>
-        <w:t xml:space="preserve">Użytkownicy </w:t>
-      </w:r>
-      <w:r>
-        <w:rPr>
-          <w:rFonts w:asciiTheme="minorHAnsi" w:hAnsiTheme="minorHAnsi" w:cs="Liberation Serif"/>
-          <w:color w:val="000000"/>
-        </w:rPr>
-        <w:t>z odpowiednimi uprawnieniami mogą tworzyć własne tagi oraz zarządzać istniejącymi</w:t>
-      </w:r>
-    </w:p>
-    <w:p>
-      <w:pPr>
-        <w:pStyle w:val="NormalnyWeb"/>
-        <w:numPr>
-          <w:ilvl w:val="0"/>
-          <w:numId w:val="46"/>
-        </w:numPr>
-        <w:spacing w:before="0" w:beforeAutospacing="0" w:after="120" w:afterAutospacing="0"/>
-        <w:textAlignment w:val="baseline"/>
-        <w:rPr>
-          <w:rFonts w:asciiTheme="minorHAnsi" w:hAnsiTheme="minorHAnsi" w:cs="Liberation Serif"/>
-          <w:color w:val="000000"/>
-        </w:rPr>
-      </w:pPr>
-      <w:r>
-        <w:rPr>
-          <w:rFonts w:asciiTheme="minorHAnsi" w:hAnsiTheme="minorHAnsi" w:cs="Liberation Serif"/>
-          <w:color w:val="000000"/>
-        </w:rPr>
-        <w:t>Możliwość filtrowania, sortowania i wyszukiwania rekordów na podstawie tagów</w:t>
-      </w:r>
-    </w:p>
-    <w:p>
-      <w:pPr>
-        <w:pStyle w:val="Akapitzlist"/>
+        <w:t>tagów</w:t>
+      </w:r>
+      <w:proofErr w:type="spellEnd"/>
+    </w:p>
+    <w:p>
+      <w:pPr>
+        <w:pStyle w:val="ListParagraph"/>
         <w:ind w:left="1505"/>
         <w:rPr>
           <w:b/>
@@ -4945,7 +4873,7 @@
         <w:rFonts w:hint="default"/>
       </w:rPr>
     </w:lvl>
-    <w:lvl w:ilvl="1" w:tplc="04150019" w:tentative="1">
+    <w:lvl w:ilvl="1" w:tplc="04150019">
       <w:start w:val="1"/>
       <w:numFmt w:val="lowerLetter"/>
       <w:lvlText w:val="%2."/>
@@ -7758,15 +7686,15 @@
     <w:lsdException w:name="Unresolved Mention" w:semiHidden="1" w:unhideWhenUsed="1"/>
     <w:lsdException w:name="Smart Link" w:semiHidden="1" w:unhideWhenUsed="1"/>
   </w:latentStyles>
-  <w:style w:type="paragraph" w:default="1" w:styleId="Normalny">
+  <w:style w:type="paragraph" w:default="1" w:styleId="Normal">
     <w:name w:val="Normal"/>
     <w:qFormat/>
   </w:style>
-  <w:style w:type="paragraph" w:styleId="Nagwek1">
+  <w:style w:type="paragraph" w:styleId="Heading1">
     <w:name w:val="heading 1"/>
-    <w:basedOn w:val="Normalny"/>
-    <w:next w:val="Normalny"/>
-    <w:link w:val="Nagwek1Znak"/>
+    <w:basedOn w:val="Normal"/>
+    <w:next w:val="Normal"/>
+    <w:link w:val="Heading1Char"/>
     <w:uiPriority w:val="9"/>
     <w:qFormat/>
     <w:rsid w:val="00752EBD"/>
@@ -7783,11 +7711,11 @@
       <w:szCs w:val="40"/>
     </w:rPr>
   </w:style>
-  <w:style w:type="paragraph" w:styleId="Nagwek2">
+  <w:style w:type="paragraph" w:styleId="Heading2">
     <w:name w:val="heading 2"/>
-    <w:basedOn w:val="Normalny"/>
-    <w:next w:val="Normalny"/>
-    <w:link w:val="Nagwek2Znak"/>
+    <w:basedOn w:val="Normal"/>
+    <w:next w:val="Normal"/>
+    <w:link w:val="Heading2Char"/>
     <w:uiPriority w:val="9"/>
     <w:semiHidden/>
     <w:unhideWhenUsed/>
@@ -7806,11 +7734,11 @@
       <w:szCs w:val="32"/>
     </w:rPr>
   </w:style>
-  <w:style w:type="paragraph" w:styleId="Nagwek3">
+  <w:style w:type="paragraph" w:styleId="Heading3">
     <w:name w:val="heading 3"/>
-    <w:basedOn w:val="Normalny"/>
-    <w:next w:val="Normalny"/>
-    <w:link w:val="Nagwek3Znak"/>
+    <w:basedOn w:val="Normal"/>
+    <w:next w:val="Normal"/>
+    <w:link w:val="Heading3Char"/>
     <w:uiPriority w:val="9"/>
     <w:semiHidden/>
     <w:unhideWhenUsed/>
@@ -7829,11 +7757,11 @@
       <w:szCs w:val="28"/>
     </w:rPr>
   </w:style>
-  <w:style w:type="paragraph" w:styleId="Nagwek4">
+  <w:style w:type="paragraph" w:styleId="Heading4">
     <w:name w:val="heading 4"/>
-    <w:basedOn w:val="Normalny"/>
-    <w:next w:val="Normalny"/>
-    <w:link w:val="Nagwek4Znak"/>
+    <w:basedOn w:val="Normal"/>
+    <w:next w:val="Normal"/>
+    <w:link w:val="Heading4Char"/>
     <w:uiPriority w:val="9"/>
     <w:semiHidden/>
     <w:unhideWhenUsed/>
@@ -7852,11 +7780,11 @@
       <w:color w:val="0F4761" w:themeColor="accent1" w:themeShade="BF"/>
     </w:rPr>
   </w:style>
-  <w:style w:type="paragraph" w:styleId="Nagwek5">
+  <w:style w:type="paragraph" w:styleId="Heading5">
     <w:name w:val="heading 5"/>
-    <w:basedOn w:val="Normalny"/>
-    <w:next w:val="Normalny"/>
-    <w:link w:val="Nagwek5Znak"/>
+    <w:basedOn w:val="Normal"/>
+    <w:next w:val="Normal"/>
+    <w:link w:val="Heading5Char"/>
     <w:uiPriority w:val="9"/>
     <w:semiHidden/>
     <w:unhideWhenUsed/>
@@ -7873,11 +7801,11 @@
       <w:color w:val="0F4761" w:themeColor="accent1" w:themeShade="BF"/>
     </w:rPr>
   </w:style>
-  <w:style w:type="paragraph" w:styleId="Nagwek6">
+  <w:style w:type="paragraph" w:styleId="Heading6">
     <w:name w:val="heading 6"/>
-    <w:basedOn w:val="Normalny"/>
-    <w:next w:val="Normalny"/>
-    <w:link w:val="Nagwek6Znak"/>
+    <w:basedOn w:val="Normal"/>
+    <w:next w:val="Normal"/>
+    <w:link w:val="Heading6Char"/>
     <w:uiPriority w:val="9"/>
     <w:semiHidden/>
     <w:unhideWhenUsed/>
@@ -7896,11 +7824,11 @@
       <w:color w:val="595959" w:themeColor="text1" w:themeTint="A6"/>
     </w:rPr>
   </w:style>
-  <w:style w:type="paragraph" w:styleId="Nagwek7">
+  <w:style w:type="paragraph" w:styleId="Heading7">
     <w:name w:val="heading 7"/>
-    <w:basedOn w:val="Normalny"/>
-    <w:next w:val="Normalny"/>
-    <w:link w:val="Nagwek7Znak"/>
+    <w:basedOn w:val="Normal"/>
+    <w:next w:val="Normal"/>
+    <w:link w:val="Heading7Char"/>
     <w:uiPriority w:val="9"/>
     <w:semiHidden/>
     <w:unhideWhenUsed/>
@@ -7917,11 +7845,11 @@
       <w:color w:val="595959" w:themeColor="text1" w:themeTint="A6"/>
     </w:rPr>
   </w:style>
-  <w:style w:type="paragraph" w:styleId="Nagwek8">
+  <w:style w:type="paragraph" w:styleId="Heading8">
     <w:name w:val="heading 8"/>
-    <w:basedOn w:val="Normalny"/>
-    <w:next w:val="Normalny"/>
-    <w:link w:val="Nagwek8Znak"/>
+    <w:basedOn w:val="Normal"/>
+    <w:next w:val="Normal"/>
+    <w:link w:val="Heading8Char"/>
     <w:uiPriority w:val="9"/>
     <w:semiHidden/>
     <w:unhideWhenUsed/>
@@ -7940,11 +7868,11 @@
       <w:color w:val="272727" w:themeColor="text1" w:themeTint="D8"/>
     </w:rPr>
   </w:style>
-  <w:style w:type="paragraph" w:styleId="Nagwek9">
+  <w:style w:type="paragraph" w:styleId="Heading9">
     <w:name w:val="heading 9"/>
-    <w:basedOn w:val="Normalny"/>
-    <w:next w:val="Normalny"/>
-    <w:link w:val="Nagwek9Znak"/>
+    <w:basedOn w:val="Normal"/>
+    <w:next w:val="Normal"/>
+    <w:link w:val="Heading9Char"/>
     <w:uiPriority w:val="9"/>
     <w:semiHidden/>
     <w:unhideWhenUsed/>
@@ -7961,13 +7889,13 @@
       <w:color w:val="272727" w:themeColor="text1" w:themeTint="D8"/>
     </w:rPr>
   </w:style>
-  <w:style w:type="character" w:default="1" w:styleId="Domylnaczcionkaakapitu">
+  <w:style w:type="character" w:default="1" w:styleId="DefaultParagraphFont">
     <w:name w:val="Default Paragraph Font"/>
     <w:uiPriority w:val="1"/>
     <w:semiHidden/>
     <w:unhideWhenUsed/>
   </w:style>
-  <w:style w:type="table" w:default="1" w:styleId="Standardowy">
+  <w:style w:type="table" w:default="1" w:styleId="TableNormal">
     <w:name w:val="Normal Table"/>
     <w:uiPriority w:val="99"/>
     <w:semiHidden/>
@@ -7982,16 +7910,16 @@
       </w:tblCellMar>
     </w:tblPr>
   </w:style>
-  <w:style w:type="numbering" w:default="1" w:styleId="Bezlisty">
+  <w:style w:type="numbering" w:default="1" w:styleId="NoList">
     <w:name w:val="No List"/>
     <w:uiPriority w:val="99"/>
     <w:semiHidden/>
     <w:unhideWhenUsed/>
   </w:style>
-  <w:style w:type="character" w:customStyle="1" w:styleId="Nagwek1Znak">
-    <w:name w:val="Nagłówek 1 Znak"/>
-    <w:basedOn w:val="Domylnaczcionkaakapitu"/>
-    <w:link w:val="Nagwek1"/>
+  <w:style w:type="character" w:customStyle="1" w:styleId="Heading1Char">
+    <w:name w:val="Heading 1 Char"/>
+    <w:basedOn w:val="DefaultParagraphFont"/>
+    <w:link w:val="Heading1"/>
     <w:uiPriority w:val="9"/>
     <w:rsid w:val="00752EBD"/>
     <w:rPr>
@@ -8001,10 +7929,10 @@
       <w:szCs w:val="40"/>
     </w:rPr>
   </w:style>
-  <w:style w:type="character" w:customStyle="1" w:styleId="Nagwek2Znak">
-    <w:name w:val="Nagłówek 2 Znak"/>
-    <w:basedOn w:val="Domylnaczcionkaakapitu"/>
-    <w:link w:val="Nagwek2"/>
+  <w:style w:type="character" w:customStyle="1" w:styleId="Heading2Char">
+    <w:name w:val="Heading 2 Char"/>
+    <w:basedOn w:val="DefaultParagraphFont"/>
+    <w:link w:val="Heading2"/>
     <w:uiPriority w:val="9"/>
     <w:semiHidden/>
     <w:rsid w:val="00752EBD"/>
@@ -8015,10 +7943,10 @@
       <w:szCs w:val="32"/>
     </w:rPr>
   </w:style>
-  <w:style w:type="character" w:customStyle="1" w:styleId="Nagwek3Znak">
-    <w:name w:val="Nagłówek 3 Znak"/>
-    <w:basedOn w:val="Domylnaczcionkaakapitu"/>
-    <w:link w:val="Nagwek3"/>
+  <w:style w:type="character" w:customStyle="1" w:styleId="Heading3Char">
+    <w:name w:val="Heading 3 Char"/>
+    <w:basedOn w:val="DefaultParagraphFont"/>
+    <w:link w:val="Heading3"/>
     <w:uiPriority w:val="9"/>
     <w:semiHidden/>
     <w:rsid w:val="00752EBD"/>
@@ -8029,10 +7957,10 @@
       <w:szCs w:val="28"/>
     </w:rPr>
   </w:style>
-  <w:style w:type="character" w:customStyle="1" w:styleId="Nagwek4Znak">
-    <w:name w:val="Nagłówek 4 Znak"/>
-    <w:basedOn w:val="Domylnaczcionkaakapitu"/>
-    <w:link w:val="Nagwek4"/>
+  <w:style w:type="character" w:customStyle="1" w:styleId="Heading4Char">
+    <w:name w:val="Heading 4 Char"/>
+    <w:basedOn w:val="DefaultParagraphFont"/>
+    <w:link w:val="Heading4"/>
     <w:uiPriority w:val="9"/>
     <w:semiHidden/>
     <w:rsid w:val="00752EBD"/>
@@ -8043,10 +7971,10 @@
       <w:color w:val="0F4761" w:themeColor="accent1" w:themeShade="BF"/>
     </w:rPr>
   </w:style>
-  <w:style w:type="character" w:customStyle="1" w:styleId="Nagwek5Znak">
-    <w:name w:val="Nagłówek 5 Znak"/>
-    <w:basedOn w:val="Domylnaczcionkaakapitu"/>
-    <w:link w:val="Nagwek5"/>
+  <w:style w:type="character" w:customStyle="1" w:styleId="Heading5Char">
+    <w:name w:val="Heading 5 Char"/>
+    <w:basedOn w:val="DefaultParagraphFont"/>
+    <w:link w:val="Heading5"/>
     <w:uiPriority w:val="9"/>
     <w:semiHidden/>
     <w:rsid w:val="00752EBD"/>
@@ -8055,10 +7983,10 @@
       <w:color w:val="0F4761" w:themeColor="accent1" w:themeShade="BF"/>
     </w:rPr>
   </w:style>
-  <w:style w:type="character" w:customStyle="1" w:styleId="Nagwek6Znak">
-    <w:name w:val="Nagłówek 6 Znak"/>
-    <w:basedOn w:val="Domylnaczcionkaakapitu"/>
-    <w:link w:val="Nagwek6"/>
+  <w:style w:type="character" w:customStyle="1" w:styleId="Heading6Char">
+    <w:name w:val="Heading 6 Char"/>
+    <w:basedOn w:val="DefaultParagraphFont"/>
+    <w:link w:val="Heading6"/>
     <w:uiPriority w:val="9"/>
     <w:semiHidden/>
     <w:rsid w:val="00752EBD"/>
@@ -8069,10 +7997,10 @@
       <w:color w:val="595959" w:themeColor="text1" w:themeTint="A6"/>
     </w:rPr>
   </w:style>
-  <w:style w:type="character" w:customStyle="1" w:styleId="Nagwek7Znak">
-    <w:name w:val="Nagłówek 7 Znak"/>
-    <w:basedOn w:val="Domylnaczcionkaakapitu"/>
-    <w:link w:val="Nagwek7"/>
+  <w:style w:type="character" w:customStyle="1" w:styleId="Heading7Char">
+    <w:name w:val="Heading 7 Char"/>
+    <w:basedOn w:val="DefaultParagraphFont"/>
+    <w:link w:val="Heading7"/>
     <w:uiPriority w:val="9"/>
     <w:semiHidden/>
     <w:rsid w:val="00752EBD"/>
@@ -8081,10 +8009,10 @@
       <w:color w:val="595959" w:themeColor="text1" w:themeTint="A6"/>
     </w:rPr>
   </w:style>
-  <w:style w:type="character" w:customStyle="1" w:styleId="Nagwek8Znak">
-    <w:name w:val="Nagłówek 8 Znak"/>
-    <w:basedOn w:val="Domylnaczcionkaakapitu"/>
-    <w:link w:val="Nagwek8"/>
+  <w:style w:type="character" w:customStyle="1" w:styleId="Heading8Char">
+    <w:name w:val="Heading 8 Char"/>
+    <w:basedOn w:val="DefaultParagraphFont"/>
+    <w:link w:val="Heading8"/>
     <w:uiPriority w:val="9"/>
     <w:semiHidden/>
     <w:rsid w:val="00752EBD"/>
@@ -8095,10 +8023,10 @@
       <w:color w:val="272727" w:themeColor="text1" w:themeTint="D8"/>
     </w:rPr>
   </w:style>
-  <w:style w:type="character" w:customStyle="1" w:styleId="Nagwek9Znak">
-    <w:name w:val="Nagłówek 9 Znak"/>
-    <w:basedOn w:val="Domylnaczcionkaakapitu"/>
-    <w:link w:val="Nagwek9"/>
+  <w:style w:type="character" w:customStyle="1" w:styleId="Heading9Char">
+    <w:name w:val="Heading 9 Char"/>
+    <w:basedOn w:val="DefaultParagraphFont"/>
+    <w:link w:val="Heading9"/>
     <w:uiPriority w:val="9"/>
     <w:semiHidden/>
     <w:rsid w:val="00752EBD"/>
@@ -8107,11 +8035,11 @@
       <w:color w:val="272727" w:themeColor="text1" w:themeTint="D8"/>
     </w:rPr>
   </w:style>
-  <w:style w:type="paragraph" w:styleId="Tytu">
+  <w:style w:type="paragraph" w:styleId="Title">
     <w:name w:val="Title"/>
-    <w:basedOn w:val="Normalny"/>
-    <w:next w:val="Normalny"/>
-    <w:link w:val="TytuZnak"/>
+    <w:basedOn w:val="Normal"/>
+    <w:next w:val="Normal"/>
+    <w:link w:val="TitleChar"/>
     <w:uiPriority w:val="10"/>
     <w:qFormat/>
     <w:rsid w:val="00752EBD"/>
@@ -8127,10 +8055,10 @@
       <w:szCs w:val="56"/>
     </w:rPr>
   </w:style>
-  <w:style w:type="character" w:customStyle="1" w:styleId="TytuZnak">
-    <w:name w:val="Tytuł Znak"/>
-    <w:basedOn w:val="Domylnaczcionkaakapitu"/>
-    <w:link w:val="Tytu"/>
+  <w:style w:type="character" w:customStyle="1" w:styleId="TitleChar">
+    <w:name w:val="Title Char"/>
+    <w:basedOn w:val="DefaultParagraphFont"/>
+    <w:link w:val="Title"/>
     <w:uiPriority w:val="10"/>
     <w:rsid w:val="00752EBD"/>
     <w:rPr>
@@ -8141,11 +8069,11 @@
       <w:szCs w:val="56"/>
     </w:rPr>
   </w:style>
-  <w:style w:type="paragraph" w:styleId="Podtytu">
+  <w:style w:type="paragraph" w:styleId="Subtitle">
     <w:name w:val="Subtitle"/>
-    <w:basedOn w:val="Normalny"/>
-    <w:next w:val="Normalny"/>
-    <w:link w:val="PodtytuZnak"/>
+    <w:basedOn w:val="Normal"/>
+    <w:next w:val="Normal"/>
+    <w:link w:val="SubtitleChar"/>
     <w:uiPriority w:val="11"/>
     <w:qFormat/>
     <w:rsid w:val="00752EBD"/>
@@ -8162,10 +8090,10 @@
       <w:szCs w:val="28"/>
     </w:rPr>
   </w:style>
-  <w:style w:type="character" w:customStyle="1" w:styleId="PodtytuZnak">
-    <w:name w:val="Podtytuł Znak"/>
-    <w:basedOn w:val="Domylnaczcionkaakapitu"/>
-    <w:link w:val="Podtytu"/>
+  <w:style w:type="character" w:customStyle="1" w:styleId="SubtitleChar">
+    <w:name w:val="Subtitle Char"/>
+    <w:basedOn w:val="DefaultParagraphFont"/>
+    <w:link w:val="Subtitle"/>
     <w:uiPriority w:val="11"/>
     <w:rsid w:val="00752EBD"/>
     <w:rPr>
@@ -8176,11 +8104,11 @@
       <w:szCs w:val="28"/>
     </w:rPr>
   </w:style>
-  <w:style w:type="paragraph" w:styleId="Cytat">
+  <w:style w:type="paragraph" w:styleId="Quote">
     <w:name w:val="Quote"/>
-    <w:basedOn w:val="Normalny"/>
-    <w:next w:val="Normalny"/>
-    <w:link w:val="CytatZnak"/>
+    <w:basedOn w:val="Normal"/>
+    <w:next w:val="Normal"/>
+    <w:link w:val="QuoteChar"/>
     <w:uiPriority w:val="29"/>
     <w:qFormat/>
     <w:rsid w:val="00752EBD"/>
@@ -8194,10 +8122,10 @@
       <w:color w:val="404040" w:themeColor="text1" w:themeTint="BF"/>
     </w:rPr>
   </w:style>
-  <w:style w:type="character" w:customStyle="1" w:styleId="CytatZnak">
-    <w:name w:val="Cytat Znak"/>
-    <w:basedOn w:val="Domylnaczcionkaakapitu"/>
-    <w:link w:val="Cytat"/>
+  <w:style w:type="character" w:customStyle="1" w:styleId="QuoteChar">
+    <w:name w:val="Quote Char"/>
+    <w:basedOn w:val="DefaultParagraphFont"/>
+    <w:link w:val="Quote"/>
     <w:uiPriority w:val="29"/>
     <w:rsid w:val="00752EBD"/>
     <w:rPr>
@@ -8206,9 +8134,9 @@
       <w:color w:val="404040" w:themeColor="text1" w:themeTint="BF"/>
     </w:rPr>
   </w:style>
-  <w:style w:type="paragraph" w:styleId="Akapitzlist">
+  <w:style w:type="paragraph" w:styleId="ListParagraph">
     <w:name w:val="List Paragraph"/>
-    <w:basedOn w:val="Normalny"/>
+    <w:basedOn w:val="Normal"/>
     <w:uiPriority w:val="34"/>
     <w:qFormat/>
     <w:rsid w:val="00752EBD"/>
@@ -8217,9 +8145,9 @@
       <w:contextualSpacing/>
     </w:pPr>
   </w:style>
-  <w:style w:type="character" w:styleId="Wyrnienieintensywne">
+  <w:style w:type="character" w:styleId="IntenseEmphasis">
     <w:name w:val="Intense Emphasis"/>
-    <w:basedOn w:val="Domylnaczcionkaakapitu"/>
+    <w:basedOn w:val="DefaultParagraphFont"/>
     <w:uiPriority w:val="21"/>
     <w:qFormat/>
     <w:rsid w:val="00752EBD"/>
@@ -8229,11 +8157,11 @@
       <w:color w:val="0F4761" w:themeColor="accent1" w:themeShade="BF"/>
     </w:rPr>
   </w:style>
-  <w:style w:type="paragraph" w:styleId="Cytatintensywny">
+  <w:style w:type="paragraph" w:styleId="IntenseQuote">
     <w:name w:val="Intense Quote"/>
-    <w:basedOn w:val="Normalny"/>
-    <w:next w:val="Normalny"/>
-    <w:link w:val="CytatintensywnyZnak"/>
+    <w:basedOn w:val="Normal"/>
+    <w:next w:val="Normal"/>
+    <w:link w:val="IntenseQuoteChar"/>
     <w:uiPriority w:val="30"/>
     <w:qFormat/>
     <w:rsid w:val="00752EBD"/>
@@ -8252,10 +8180,10 @@
       <w:color w:val="0F4761" w:themeColor="accent1" w:themeShade="BF"/>
     </w:rPr>
   </w:style>
-  <w:style w:type="character" w:customStyle="1" w:styleId="CytatintensywnyZnak">
-    <w:name w:val="Cytat intensywny Znak"/>
-    <w:basedOn w:val="Domylnaczcionkaakapitu"/>
-    <w:link w:val="Cytatintensywny"/>
+  <w:style w:type="character" w:customStyle="1" w:styleId="IntenseQuoteChar">
+    <w:name w:val="Intense Quote Char"/>
+    <w:basedOn w:val="DefaultParagraphFont"/>
+    <w:link w:val="IntenseQuote"/>
     <w:uiPriority w:val="30"/>
     <w:rsid w:val="00752EBD"/>
     <w:rPr>
@@ -8264,9 +8192,9 @@
       <w:color w:val="0F4761" w:themeColor="accent1" w:themeShade="BF"/>
     </w:rPr>
   </w:style>
-  <w:style w:type="character" w:styleId="Odwoanieintensywne">
+  <w:style w:type="character" w:styleId="IntenseReference">
     <w:name w:val="Intense Reference"/>
-    <w:basedOn w:val="Domylnaczcionkaakapitu"/>
+    <w:basedOn w:val="DefaultParagraphFont"/>
     <w:uiPriority w:val="32"/>
     <w:qFormat/>
     <w:rsid w:val="00752EBD"/>
@@ -8278,9 +8206,9 @@
       <w:spacing w:val="5"/>
     </w:rPr>
   </w:style>
-  <w:style w:type="paragraph" w:styleId="NormalnyWeb">
+  <w:style w:type="paragraph" w:styleId="NormalWeb">
     <w:name w:val="Normal (Web)"/>
-    <w:basedOn w:val="Normalny"/>
+    <w:basedOn w:val="Normal"/>
     <w:uiPriority w:val="99"/>
     <w:unhideWhenUsed/>
     <w:rsid w:val="00FD7F2C"/>
